--- a/text/part1/02Haze.docx
+++ b/text/part1/02Haze.docx
@@ -3181,19 +3181,7 @@
         <w:rPr>
           <w:lang w:val="ru-RU"/>
         </w:rPr>
-        <w:t xml:space="preserve">На мне сейчас </w:t>
-      </w:r>
-      <w:r>
-        <w:rPr>
-          <w:lang w:val="ru-RU"/>
-        </w:rPr>
-        <w:t xml:space="preserve">не было </w:t>
-      </w:r>
-      <w:r>
-        <w:rPr>
-          <w:lang w:val="ru-RU"/>
-        </w:rPr>
-        <w:t>маски, и никакого самородка видеть я, разумеется, не мог.</w:t>
+        <w:t>На мне сейчас не было маски, и никакого самородка видеть я, разумеется, не мог.</w:t>
       </w:r>
     </w:p>
     <w:p>
@@ -3226,7 +3214,7 @@
     <w:p>
       <w:pPr>
         <w:rPr>
-          <w:lang w:val="en-US"/>
+          <w:lang w:val="ru-RU"/>
         </w:rPr>
       </w:pPr>
       <w:r>
@@ -3706,7 +3694,31 @@
         <w:rPr>
           <w:lang w:val="ru-RU"/>
         </w:rPr>
-        <w:t>Причём даже не сейчас. Я понял это тогда, когда ты привёл нас к Свадебному Торту.</w:t>
+        <w:t xml:space="preserve">Причём даже не сейчас. Я понял это </w:t>
+      </w:r>
+      <w:r>
+        <w:rPr>
+          <w:lang w:val="ru-RU"/>
+        </w:rPr>
+        <w:t>ещё в тот день</w:t>
+      </w:r>
+      <w:r>
+        <w:rPr>
+          <w:lang w:val="ru-RU"/>
+        </w:rPr>
+        <w:t xml:space="preserve">, когда ты привёл нас к </w:t>
+      </w:r>
+      <w:r>
+        <w:rPr>
+          <w:lang w:val="ru-RU"/>
+        </w:rPr>
+        <w:t>тому рекордному самородку</w:t>
+      </w:r>
+      <w:r>
+        <w:rPr>
+          <w:lang w:val="ru-RU"/>
+        </w:rPr>
+        <w:t>.</w:t>
       </w:r>
       <w:r>
         <w:rPr>

--- a/text/part1/02Haze.docx
+++ b/text/part1/02Haze.docx
@@ -5,11 +5,15 @@
     <w:p>
       <w:pPr>
         <w:rPr>
-          <w:lang w:val="ru-RU"/>
-        </w:rPr>
-      </w:pPr>
-      <w:r>
-        <w:rPr>
+          <w:b/>
+          <w:bCs/>
+          <w:lang w:val="ru-RU"/>
+        </w:rPr>
+      </w:pPr>
+      <w:r>
+        <w:rPr>
+          <w:b/>
+          <w:bCs/>
           <w:lang w:val="ru-RU"/>
         </w:rPr>
         <w:t>Глава 2. Марево</w:t>
@@ -87,7 +91,19 @@
         <w:rPr>
           <w:lang w:val="ru-RU"/>
         </w:rPr>
-        <w:t xml:space="preserve">нутрь себя, образуя область, где её уровень возрастает до очень высоких значений. И если эта область </w:t>
+        <w:t xml:space="preserve">нутрь себя, образуя область, где её </w:t>
+      </w:r>
+      <w:r>
+        <w:rPr>
+          <w:lang w:val="ru-RU"/>
+        </w:rPr>
+        <w:t>напряжённость</w:t>
+      </w:r>
+      <w:r>
+        <w:rPr>
+          <w:lang w:val="ru-RU"/>
+        </w:rPr>
+        <w:t xml:space="preserve"> возрастает до очень высоких значений. И если эта область </w:t>
       </w:r>
       <w:r>
         <w:rPr>
@@ -1209,19 +1225,43 @@
         <w:rPr>
           <w:lang w:val="ru-RU"/>
         </w:rPr>
-        <w:t xml:space="preserve">только что </w:t>
-      </w:r>
-      <w:r>
-        <w:rPr>
-          <w:lang w:val="ru-RU"/>
-        </w:rPr>
-        <w:t>довольно резко переменилась. Солнце затянули низкие плотные облака, поднялся свежий, ощутимо прохладный ветерок.</w:t>
-      </w:r>
-      <w:r>
-        <w:rPr>
-          <w:lang w:val="ru-RU"/>
-        </w:rPr>
-        <w:t xml:space="preserve"> Эта перемена вовсе не испортила моё настроение. Напротив, вдыхая прохладный освежающий горный воздух</w:t>
+        <w:t>только что</w:t>
+      </w:r>
+      <w:r>
+        <w:rPr>
+          <w:lang w:val="ru-RU"/>
+        </w:rPr>
+        <w:t xml:space="preserve"> резко переменилась. Солнце затянули низкие плотные облака, поднялся свежий, </w:t>
+      </w:r>
+      <w:r>
+        <w:rPr>
+          <w:lang w:val="ru-RU"/>
+        </w:rPr>
+        <w:t>довольно</w:t>
+      </w:r>
+      <w:r>
+        <w:rPr>
+          <w:lang w:val="ru-RU"/>
+        </w:rPr>
+        <w:t xml:space="preserve"> </w:t>
+      </w:r>
+      <w:r>
+        <w:rPr>
+          <w:lang w:val="ru-RU"/>
+        </w:rPr>
+        <w:t xml:space="preserve">холодный </w:t>
+      </w:r>
+      <w:r>
+        <w:rPr>
+          <w:lang w:val="ru-RU"/>
+        </w:rPr>
+        <w:t>ветерок.</w:t>
+      </w:r>
+      <w:r>
+        <w:rPr>
+          <w:lang w:val="ru-RU"/>
+        </w:rPr>
+        <w:t xml:space="preserve"> Эта перемена вовсе не испортила моё настроение. Напротив, вдыхая освежающий горный воздух</w:t>
       </w:r>
       <w:r>
         <w:rPr>
@@ -1689,7 +1729,31 @@
         <w:rPr>
           <w:lang w:val="ru-RU"/>
         </w:rPr>
-        <w:t xml:space="preserve">Теми же соображениями конспирации определялась и наша одежда. Сделанная из формина, она имитировала одеяние местных пастухов, крестьян или тех же погонщиков. Просторные рубаха и штаны из грубой холстины, кожаный жилет, пояс и сапоги, а также традиционная шляпа-пастушка с мягкими, </w:t>
+        <w:t>Теми же соображениями конспирации определялась и наша одежда. Сделанная из формина, она имитировала одеяние местных пастухов, крестьян или тех же погонщиков. Просторные рубаха и штаны из грубой холстины, кожан</w:t>
+      </w:r>
+      <w:r>
+        <w:rPr>
+          <w:lang w:val="ru-RU"/>
+        </w:rPr>
+        <w:t>ая куртка</w:t>
+      </w:r>
+      <w:r>
+        <w:rPr>
+          <w:lang w:val="ru-RU"/>
+        </w:rPr>
+        <w:t>, пояс и сапоги, а также традиционная ш</w:t>
+      </w:r>
+      <w:r>
+        <w:rPr>
+          <w:lang w:val="ru-RU"/>
+        </w:rPr>
+        <w:t>апка</w:t>
+      </w:r>
+      <w:r>
+        <w:rPr>
+          <w:lang w:val="ru-RU"/>
+        </w:rPr>
+        <w:t xml:space="preserve">-пастушка с мягкими, </w:t>
       </w:r>
       <w:r>
         <w:rPr>
@@ -1701,7 +1765,31 @@
         <w:rPr>
           <w:lang w:val="ru-RU"/>
         </w:rPr>
-        <w:t xml:space="preserve"> полями, которая скрывала лицо не только от солнца, но и от нежелательных любопытных взглядов. </w:t>
+        <w:t xml:space="preserve"> полями, которая </w:t>
+      </w:r>
+      <w:r>
+        <w:rPr>
+          <w:lang w:val="ru-RU"/>
+        </w:rPr>
+        <w:t>защищала</w:t>
+      </w:r>
+      <w:r>
+        <w:rPr>
+          <w:lang w:val="ru-RU"/>
+        </w:rPr>
+        <w:t xml:space="preserve"> не только от солнца</w:t>
+      </w:r>
+      <w:r>
+        <w:rPr>
+          <w:lang w:val="ru-RU"/>
+        </w:rPr>
+        <w:t xml:space="preserve"> и ветра</w:t>
+      </w:r>
+      <w:r>
+        <w:rPr>
+          <w:lang w:val="ru-RU"/>
+        </w:rPr>
+        <w:t xml:space="preserve">, но и от нежелательных любопытных взглядов. </w:t>
       </w:r>
       <w:r>
         <w:rPr>
@@ -1816,7 +1904,13 @@
         <w:rPr>
           <w:lang w:val="ru-RU"/>
         </w:rPr>
-        <w:t xml:space="preserve"> вдохнул прохладный</w:t>
+        <w:t xml:space="preserve"> вдохнул </w:t>
+      </w:r>
+      <w:r>
+        <w:rPr>
+          <w:lang w:val="ru-RU"/>
+        </w:rPr>
+        <w:t>холодный</w:t>
       </w:r>
       <w:r>
         <w:rPr>
@@ -3063,7 +3157,19 @@
         <w:rPr>
           <w:lang w:val="ru-RU"/>
         </w:rPr>
-        <w:t>Время от времени погашая разгоравшийся во рту пожар водой из фляги, я прикончил сэндвич и почувствовал себя полным бодрости и энергии как после чашки крепкого кофе.</w:t>
+        <w:t xml:space="preserve">Время от времени погашая разгоравшийся во рту пожар водой из фляги, я прикончил </w:t>
+      </w:r>
+      <w:r>
+        <w:rPr>
+          <w:lang w:val="ru-RU"/>
+        </w:rPr>
+        <w:t>свой бутерброд</w:t>
+      </w:r>
+      <w:r>
+        <w:rPr>
+          <w:lang w:val="ru-RU"/>
+        </w:rPr>
+        <w:t xml:space="preserve"> и почувствовал себя полным бодрости и энергии как после чашки крепкого кофе.</w:t>
       </w:r>
     </w:p>
     <w:p>

--- a/text/part1/02Haze.docx
+++ b/text/part1/02Haze.docx
@@ -2735,7 +2735,19 @@
         <w:rPr>
           <w:lang w:val="ru-RU"/>
         </w:rPr>
-        <w:t xml:space="preserve">Безоружный контроль — </w:t>
+        <w:t xml:space="preserve">Безоружный </w:t>
+      </w:r>
+      <w:r>
+        <w:rPr>
+          <w:lang w:val="ru-RU"/>
+        </w:rPr>
+        <w:t>К</w:t>
+      </w:r>
+      <w:r>
+        <w:rPr>
+          <w:lang w:val="ru-RU"/>
+        </w:rPr>
+        <w:t xml:space="preserve">онтроль — </w:t>
       </w:r>
       <w:r>
         <w:rPr>

--- a/text/part1/02Haze.docx
+++ b/text/part1/02Haze.docx
@@ -1127,7 +1127,19 @@
         <w:rPr>
           <w:lang w:val="ru-RU"/>
         </w:rPr>
-        <w:t>означал немедленный общий сбор для противодействия возникшей угрозе максимального уровня. В этом случае к страйдерам нашего тима также должны были присоединиться Аугусто и ещё трое агентов АМ</w:t>
+        <w:t>означал немедленный общий сбор для противодействия возникшей угрозе максимального уровня. В этом случае к страйдерам нашего тима также должны были присоединиться Аугусто и ещё трое агентов А</w:t>
+      </w:r>
+      <w:r>
+        <w:rPr>
+          <w:lang w:val="en-US"/>
+        </w:rPr>
+        <w:t>O</w:t>
+      </w:r>
+      <w:r>
+        <w:rPr>
+          <w:lang w:val="ru-RU"/>
+        </w:rPr>
+        <w:t>М</w:t>
       </w:r>
       <w:r>
         <w:rPr>
